--- a/Part-Two-Ch09-The-Second-Founding/The 14th Amendment.docx
+++ b/Part-Two-Ch09-The-Second-Founding/The 14th Amendment.docx
@@ -9,25 +9,22 @@
         <w:tblLook w:firstColumn="1" w:firstRow="1" w:lastColumn="0" w:lastRow="0" w:noHBand="0" w:noVBand="1" w:val="04A0"/>
       </w:tblPr>
       <w:tblGrid>
-        <w:gridCol w:w="9936"/>
+        <w:gridCol w:w="10224"/>
       </w:tblGrid>
       <w:tr>
         <w:tc>
           <w:tcPr>
-            <w:tcW w:type="dxa" w:w="9936"/>
+            <w:tcW w:type="dxa" w:w="10224"/>
             <w:shd w:val="clear" w:fill="B1442F"/>
           </w:tcPr>
           <w:p>
-            <w:pPr>
-              <w:jc w:val="left"/>
-            </w:pPr>
             <w:r>
               <w:rPr>
                 <w:b/>
                 <w:color w:val="FFE6DE"/>
                 <w:sz w:val="18"/>
               </w:rPr>
-              <w:t>CHAPTER 9 · DEEP DIVE · A HOUSE DIVIDED</w:t>
+              <w:t>PROMISE &amp; PRACTICE  ·  DEEP DIVE  ·  SOURCE ANALYSIS</w:t>
             </w:r>
           </w:p>
           <w:p>
@@ -35,18 +32,19 @@
               <w:rPr>
                 <w:b/>
                 <w:color w:val="FFFFFF"/>
-                <w:sz w:val="40"/>
+                <w:sz w:val="42"/>
               </w:rPr>
-              <w:t>The 14th Amendment</w:t>
+              <w:t>The 14th Amendment — A House Divided</w:t>
             </w:r>
           </w:p>
           <w:p>
             <w:r>
               <w:rPr>
+                <w:i/>
                 <w:color w:val="FFE6DE"/>
-                <w:sz w:val="21"/>
+                <w:sz w:val="22"/>
               </w:rPr>
-              <w:t>The amendment that wrote citizenship and equality into the Constitution — and reshaped American law forever. 1868.</w:t>
+              <w:t>Citizenship, Written Into the Constitution</w:t>
             </w:r>
           </w:p>
         </w:tc>
@@ -64,7 +62,7 @@
         <w:rPr>
           <w:sz w:val="21"/>
         </w:rPr>
-        <w:t xml:space="preserve">__________________________    </w:t>
+        <w:t xml:space="preserve">______________________________    </w:t>
       </w:r>
       <w:r>
         <w:rPr>
@@ -90,30 +88,177 @@
         <w:rPr>
           <w:sz w:val="21"/>
         </w:rPr>
-        <w:t>______________</w:t>
+        <w:t>________________</w:t>
+      </w:r>
+    </w:p>
+    <w:tbl>
+      <w:tblPr>
+        <w:tblW w:type="auto" w:w="0"/>
+        <w:tblLayout w:type="autofit"/>
+        <w:tblLook w:firstColumn="1" w:firstRow="1" w:lastColumn="0" w:lastRow="0" w:noHBand="0" w:noVBand="1" w:val="04A0"/>
+      </w:tblPr>
+      <w:tblGrid>
+        <w:gridCol w:w="10224"/>
+      </w:tblGrid>
+      <w:tr>
+        <w:tc>
+          <w:tcPr>
+            <w:tcW w:type="dxa" w:w="10224"/>
+            <w:shd w:val="clear" w:fill="f4c04e"/>
+          </w:tcPr>
+          <w:p>
+            <w:r>
+              <w:rPr>
+                <w:b/>
+                <w:color w:val="5A4512"/>
+                <w:sz w:val="19"/>
+              </w:rPr>
+              <w:t xml:space="preserve">WHAT I CAN DO TODAY   </w:t>
+            </w:r>
+            <w:r>
+              <w:rPr>
+                <w:color w:val="5A4512"/>
+                <w:sz w:val="21"/>
+              </w:rPr>
+              <w:t>I can read primary sources about The 14th Amendment — A House Divided, weigh who made each one and why, and use evidence to answer historical questions.</w:t>
+            </w:r>
+          </w:p>
+        </w:tc>
+      </w:tr>
+    </w:tbl>
+    <w:p>
+      <w:r>
+        <w:rPr>
+          <w:b/>
+          <w:color w:val="B1442F"/>
+        </w:rPr>
+        <w:t xml:space="preserve">Directions. </w:t>
+      </w:r>
+      <w:r>
+        <w:rPr>
+          <w:sz w:val="22"/>
+        </w:rPr>
+        <w:t>A few phrases remade American law. Read them closely and name what each one does</w:t>
       </w:r>
     </w:p>
     <w:p/>
     <w:p>
       <w:r>
         <w:rPr>
+          <w:b/>
+          <w:color w:val="B1442F"/>
+          <w:sz w:val="26"/>
+        </w:rPr>
+        <w:t>THE SOURCES</w:t>
+      </w:r>
+    </w:p>
+    <w:p>
+      <w:pPr>
+        <w:spacing w:before="160"/>
+      </w:pPr>
+      <w:r>
+        <w:rPr>
+          <w:b/>
+          <w:color w:val="1C1714"/>
+          <w:sz w:val="23"/>
+        </w:rPr>
+        <w:t>SOURCE · THE 14TH AMENDMENT, SECTION 1 · 1868  —  The key clause</w:t>
+      </w:r>
+    </w:p>
+    <w:p>
+      <w:pPr>
+        <w:ind w:left="432"/>
+      </w:pPr>
+      <w:r>
+        <w:rPr>
           <w:i/>
           <w:color w:val="1C1714"/>
           <w:sz w:val="22"/>
         </w:rPr>
-        <w:t>The amendment that wrote citizenship and equality into the Constitution — and reshaped American law forever. 1868.</w:t>
+        <w:t>“All persons born or naturalized in the United States … are citizens of the United States and of the State wherein they reside. No State shall … deprive any person of life, liberty, or property, without due process of law; nor deny to any person within its jurisdiction the equal protection of the laws.”</w:t>
+        <w:br/>
+        <w:t>— U.S. Constitution, Amendment XIV. Public domain</w:t>
+      </w:r>
+    </w:p>
+    <w:p>
+      <w:r>
+        <w:rPr>
+          <w:color w:val="6A6256"/>
+          <w:sz w:val="17"/>
+        </w:rPr>
+        <w:t>— U.S. Constitution, Amendment XIV. Public domain.</w:t>
       </w:r>
     </w:p>
     <w:p>
       <w:pPr>
-        <w:spacing w:after="80"/>
+        <w:spacing w:before="160"/>
       </w:pPr>
       <w:r>
         <w:rPr>
+          <w:b/>
           <w:color w:val="1C1714"/>
           <w:sz w:val="23"/>
         </w:rPr>
-        <w:t>What does it take to turn ‘freedom’ into ‘equal citizenship’ — and why wasn't the end of slavery enough?</w:t>
+        <w:t>THE IMAGE · 1865  —  “And Not This Man?”</w:t>
+      </w:r>
+    </w:p>
+    <w:p>
+      <w:pPr>
+        <w:jc w:val="center"/>
+      </w:pPr>
+      <w:r>
+        <w:drawing>
+          <wp:inline xmlns:a="http://schemas.openxmlformats.org/drawingml/2006/main" xmlns:pic="http://schemas.openxmlformats.org/drawingml/2006/picture">
+            <wp:extent cx="3931920" cy="4934174"/>
+            <wp:docPr id="1" name="Picture 1"/>
+            <wp:cNvGraphicFramePr>
+              <a:graphicFrameLocks noChangeAspect="1"/>
+            </wp:cNvGraphicFramePr>
+            <a:graphic>
+              <a:graphicData uri="http://schemas.openxmlformats.org/drawingml/2006/picture">
+                <pic:pic>
+                  <pic:nvPicPr>
+                    <pic:cNvPr id="0" name="image.jpg"/>
+                    <pic:cNvPicPr/>
+                  </pic:nvPicPr>
+                  <pic:blipFill>
+                    <a:blip r:embed="rId9"/>
+                    <a:stretch>
+                      <a:fillRect/>
+                    </a:stretch>
+                  </pic:blipFill>
+                  <pic:spPr>
+                    <a:xfrm>
+                      <a:off x="0" y="0"/>
+                      <a:ext cx="3931920" cy="4934174"/>
+                    </a:xfrm>
+                    <a:prstGeom prst="rect"/>
+                  </pic:spPr>
+                </pic:pic>
+              </a:graphicData>
+            </a:graphic>
+          </wp:inline>
+        </w:drawing>
+      </w:r>
+    </w:p>
+    <w:p>
+      <w:r>
+        <w:rPr>
+          <w:color w:val="6A6256"/>
+          <w:sz w:val="17"/>
+        </w:rPr>
+        <w:t>“Franchise — And Not This Man?” — wood engraving by Thomas Nast, Harper's Weekly, 1865, public domain (Library of Congress).</w:t>
+      </w:r>
+    </w:p>
+    <w:p/>
+    <w:p>
+      <w:r>
+        <w:rPr>
+          <w:b/>
+          <w:color w:val="B1442F"/>
+          <w:sz w:val="26"/>
+        </w:rPr>
+        <w:t>YOUR WORK</w:t>
       </w:r>
     </w:p>
     <w:p>
@@ -123,44 +268,77 @@
       <w:r>
         <w:rPr>
           <w:b/>
-          <w:color w:val="B1442F"/>
-          <w:sz w:val="28"/>
+          <w:color w:val="FFFFFF"/>
+          <w:sz w:val="20"/>
+          <w:shd w:val="clear" w:fill="B1442F"/>
         </w:rPr>
-        <w:t>Free — But Equal?</w:t>
+        <w:t xml:space="preserve">  QUESTION 1  </w:t>
+      </w:r>
+      <w:r>
+        <w:rPr>
+          <w:b/>
+          <w:color w:val="6A6256"/>
+          <w:sz w:val="18"/>
+        </w:rPr>
+        <w:t xml:space="preserve">   STEP 1 · THREE PHRASES</w:t>
       </w:r>
     </w:p>
     <w:p>
       <w:r>
         <w:rPr>
-          <w:b/>
-          <w:color w:val="6A6256"/>
-          <w:sz w:val="17"/>
+          <w:b w:val="0"/>
+          <w:color w:val="1C1714"/>
+          <w:sz w:val="23"/>
         </w:rPr>
-        <w:t>THE PROBLEM</w:t>
+        <w:t>In your own words, explain what each phrase means: (a) “born or naturalized … are citizens,” (b) “due process of law,” (c) “equal protection of the laws.”</w:t>
       </w:r>
     </w:p>
     <w:p>
       <w:pPr>
-        <w:spacing w:after="80"/>
+        <w:spacing w:after="120"/>
       </w:pPr>
       <w:r>
         <w:rPr>
-          <w:color w:val="1C1714"/>
-          <w:sz w:val="23"/>
+          <w:color w:val="9A9286"/>
+          <w:sz w:val="22"/>
         </w:rPr>
-        <w:t>The Thirteenth Amendment had ended slavery. But Southern states promptly passed Black Codes that denied freedpeople basic rights, and the old Dred Scott ruling still hung in the air, having declared that Black Americans could never be citizens.</w:t>
+        <w:t>____________________________________________________________________________________________</w:t>
       </w:r>
     </w:p>
     <w:p>
       <w:pPr>
-        <w:spacing w:after="80"/>
+        <w:spacing w:after="120"/>
       </w:pPr>
       <w:r>
         <w:rPr>
-          <w:color w:val="1C1714"/>
-          <w:sz w:val="23"/>
+          <w:color w:val="9A9286"/>
+          <w:sz w:val="22"/>
         </w:rPr>
-        <w:t>Congress answered with the Fourteenth Amendment — one of the most important changes ever made to the Constitution.</w:t>
+        <w:t>____________________________________________________________________________________________</w:t>
+      </w:r>
+    </w:p>
+    <w:p>
+      <w:pPr>
+        <w:spacing w:after="120"/>
+      </w:pPr>
+      <w:r>
+        <w:rPr>
+          <w:color w:val="9A9286"/>
+          <w:sz w:val="22"/>
+        </w:rPr>
+        <w:t>____________________________________________________________________________________________</w:t>
+      </w:r>
+    </w:p>
+    <w:p>
+      <w:pPr>
+        <w:spacing w:after="120"/>
+      </w:pPr>
+      <w:r>
+        <w:rPr>
+          <w:color w:val="9A9286"/>
+          <w:sz w:val="22"/>
+        </w:rPr>
+        <w:t>____________________________________________________________________________________________</w:t>
       </w:r>
     </w:p>
     <w:p>
@@ -170,40 +348,77 @@
       <w:r>
         <w:rPr>
           <w:b/>
-          <w:color w:val="B1442F"/>
-          <w:sz w:val="28"/>
+          <w:color w:val="FFFFFF"/>
+          <w:sz w:val="20"/>
+          <w:shd w:val="clear" w:fill="B1442F"/>
         </w:rPr>
-        <w:t>“And Not This Man?”</w:t>
+        <w:t xml:space="preserve">  QUESTION 2  </w:t>
+      </w:r>
+      <w:r>
+        <w:rPr>
+          <w:b/>
+          <w:color w:val="6A6256"/>
+          <w:sz w:val="18"/>
+        </w:rPr>
+        <w:t xml:space="preserve">   STEP 2 · OVERTURNING DRED SCOTT</w:t>
       </w:r>
     </w:p>
     <w:p>
       <w:r>
         <w:rPr>
-          <w:b/>
-          <w:color w:val="6A6256"/>
-          <w:sz w:val="17"/>
+          <w:b w:val="0"/>
+          <w:color w:val="1C1714"/>
+          <w:sz w:val="23"/>
         </w:rPr>
-        <w:t>THOMAS NAST, 1865</w:t>
+        <w:t>How did the citizenship clause directly reverse the Dred Scott decision of 1857?</w:t>
       </w:r>
     </w:p>
     <w:p>
+      <w:pPr>
+        <w:spacing w:after="40"/>
+        <w:ind w:left="432"/>
+      </w:pPr>
       <w:r>
         <w:rPr>
-          <w:i/>
-          <w:color w:val="1C1714"/>
           <w:sz w:val="22"/>
         </w:rPr>
-        <w:t>Nast draws a wounded Black veteran who has lost a leg for the Union, asking whether the nation he bled for will grant him citizenship. The question the 14th Amendment would answer.</w:t>
+        <w:t>☐  A.  Dred Scott said Black people couldn't be citizens; the amendment made everyone born here a citizen</w:t>
       </w:r>
     </w:p>
     <w:p>
+      <w:pPr>
+        <w:spacing w:after="40"/>
+        <w:ind w:left="432"/>
+      </w:pPr>
       <w:r>
         <w:rPr>
-          <w:i/>
-          <w:color w:val="6A6256"/>
-          <w:sz w:val="17"/>
+          <w:sz w:val="22"/>
         </w:rPr>
-        <w:t>“Franchise — And Not This Man?” — wood engraving by Thomas Nast, Harper's Weekly, 1865, public domain (Library of Congress).</w:t>
+        <w:t>☐  B.  it freed the enslaved</w:t>
+      </w:r>
+    </w:p>
+    <w:p>
+      <w:pPr>
+        <w:spacing w:after="40"/>
+        <w:ind w:left="432"/>
+      </w:pPr>
+      <w:r>
+        <w:rPr>
+          <w:sz w:val="22"/>
+        </w:rPr>
+        <w:t>☐  C.  it gave women the vote</w:t>
+      </w:r>
+    </w:p>
+    <w:p>
+      <w:pPr>
+        <w:spacing w:after="40"/>
+        <w:ind w:left="432"/>
+      </w:pPr>
+      <w:r>
+        <w:rPr>
+          <w:sz w:val="22"/>
+        </w:rPr>
+        <w:t>☐  D.  it had nothing to do with Dred Scott</w:t>
       </w:r>
     </w:p>
     <w:p>
@@ -213,76 +428,65 @@
       <w:r>
         <w:rPr>
           <w:b/>
-          <w:color w:val="B1442F"/>
-          <w:sz w:val="28"/>
+          <w:color w:val="FFFFFF"/>
+          <w:sz w:val="20"/>
+          <w:shd w:val="clear" w:fill="B1442F"/>
         </w:rPr>
-        <w:t>Four Revolutions in One Amendment</w:t>
+        <w:t xml:space="preserve">  QUESTION 3  </w:t>
+      </w:r>
+      <w:r>
+        <w:rPr>
+          <w:b/>
+          <w:color w:val="6A6256"/>
+          <w:sz w:val="18"/>
+        </w:rPr>
+        <w:t xml:space="preserve">   STEP 3 · READ THE IMAGE</w:t>
       </w:r>
     </w:p>
     <w:p>
       <w:r>
         <w:rPr>
-          <w:b/>
-          <w:color w:val="6A6256"/>
-          <w:sz w:val="17"/>
+          <w:b w:val="0"/>
+          <w:color w:val="1C1714"/>
+          <w:sz w:val="23"/>
         </w:rPr>
-        <w:t>WHAT IT DID</w:t>
+        <w:t>Nast draws a Black veteran who lost a leg for the Union. What argument is the image making about why this man deserves citizenship? How does it connect to the amendment?</w:t>
       </w:r>
     </w:p>
     <w:p>
       <w:pPr>
-        <w:spacing w:after="80"/>
+        <w:spacing w:after="120"/>
       </w:pPr>
       <w:r>
         <w:rPr>
-          <w:color w:val="1C1714"/>
-          <w:sz w:val="23"/>
+          <w:color w:val="9A9286"/>
+          <w:sz w:val="22"/>
         </w:rPr>
-        <w:t>The amendment did four huge things. First, birthright citizenship: everyone born in the U.S. is a citizen — directly overturning Dred Scott. Second, equal protection of the laws for all. Third, due process — no state can take life, liberty, or property unfairly.</w:t>
+        <w:t>____________________________________________________________________________________________</w:t>
       </w:r>
     </w:p>
     <w:p>
       <w:pPr>
-        <w:spacing w:after="80"/>
+        <w:spacing w:after="120"/>
       </w:pPr>
       <w:r>
         <w:rPr>
-          <w:color w:val="1C1714"/>
-          <w:sz w:val="23"/>
+          <w:color w:val="9A9286"/>
+          <w:sz w:val="22"/>
         </w:rPr>
-        <w:t>Fourth, it punished the old Confederacy: states that denied the vote would lose representation, and former Confederate officials were barred from office. Ratified in 1868, it made the federal government the guardian of citizens' rights against the states.</w:t>
-      </w:r>
-    </w:p>
-    <w:p>
-      <w:r>
-        <w:rPr>
-          <w:i/>
-          <w:color w:val="6A6256"/>
-          <w:sz w:val="17"/>
-        </w:rPr>
-        <w:t>The five military districts, 1867 — map, © ShadowDog Digital Studios (SDS Digital Collection).</w:t>
-      </w:r>
-    </w:p>
-    <w:p>
-      <w:r>
-        <w:rPr>
-          <w:b/>
-          <w:color w:val="6A6256"/>
-          <w:sz w:val="17"/>
-        </w:rPr>
-        <w:t>THE 14TH AMENDMENT, SECTION 1</w:t>
+        <w:t>____________________________________________________________________________________________</w:t>
       </w:r>
     </w:p>
     <w:p>
       <w:pPr>
-        <w:spacing w:after="80"/>
+        <w:spacing w:after="120"/>
       </w:pPr>
       <w:r>
         <w:rPr>
-          <w:color w:val="1C1714"/>
-          <w:sz w:val="23"/>
+          <w:color w:val="9A9286"/>
+          <w:sz w:val="22"/>
         </w:rPr>
-        <w:t>All persons born or naturalized in the United States … are citizens … nor shall any State … deny to any person … the equal protection of the laws.</w:t>
+        <w:t>____________________________________________________________________________________________</w:t>
       </w:r>
     </w:p>
     <w:p>
@@ -292,90 +496,91 @@
       <w:r>
         <w:rPr>
           <w:b/>
-          <w:color w:val="B1442F"/>
-          <w:sz w:val="28"/>
+          <w:color w:val="FFFFFF"/>
+          <w:sz w:val="20"/>
+          <w:shd w:val="clear" w:fill="B1442F"/>
         </w:rPr>
-        <w:t>The Second Founding's Cornerstone</w:t>
+        <w:t xml:space="preserve">  QUESTION 4  </w:t>
+      </w:r>
+      <w:r>
+        <w:rPr>
+          <w:b/>
+          <w:color w:val="6A6256"/>
+          <w:sz w:val="18"/>
+        </w:rPr>
+        <w:t xml:space="preserve">   STEP 4 · WHY IT STILL MATTERS</w:t>
       </w:r>
     </w:p>
     <w:p>
       <w:r>
         <w:rPr>
-          <w:b/>
-          <w:color w:val="6A6256"/>
-          <w:sz w:val="17"/>
+          <w:b w:val="0"/>
+          <w:color w:val="1C1714"/>
+          <w:sz w:val="23"/>
         </w:rPr>
-        <w:t>WHY IT MATTERS</w:t>
+        <w:t>The 14th Amendment's promise went largely unenforced for decades, yet it became the cornerstone of modern civil rights. In three or four sentences, explain how words written in 1868 could matter so much a century later.</w:t>
       </w:r>
     </w:p>
     <w:p>
       <w:pPr>
-        <w:spacing w:after="80"/>
+        <w:spacing w:after="120"/>
       </w:pPr>
       <w:r>
         <w:rPr>
-          <w:color w:val="1C1714"/>
-          <w:sz w:val="23"/>
+          <w:color w:val="9A9286"/>
+          <w:sz w:val="22"/>
         </w:rPr>
-        <w:t>The Fourteenth Amendment is the cornerstone of modern civil rights. “Equal protection” and “due process” would later be the basis for ending segregation, expanding rights, and countless Supreme Court cases down to today.</w:t>
+        <w:t>____________________________________________________________________________________________</w:t>
       </w:r>
     </w:p>
     <w:p>
       <w:pPr>
-        <w:spacing w:after="80"/>
+        <w:spacing w:after="120"/>
       </w:pPr>
       <w:r>
         <w:rPr>
-          <w:color w:val="1C1714"/>
-          <w:sz w:val="23"/>
+          <w:color w:val="9A9286"/>
+          <w:sz w:val="22"/>
         </w:rPr>
-        <w:t>At the time, its promise went tragically unenforced for decades. But the words were now in the Constitution — waiting, like a loaded promise, to be fulfilled.</w:t>
-      </w:r>
-    </w:p>
-    <w:p>
-      <w:r>
-        <w:rPr>
-          <w:i/>
-          <w:color w:val="6A6256"/>
-          <w:sz w:val="17"/>
-        </w:rPr>
-        <w:t>The five military districts, 1867 — map, © ShadowDog Digital Studios (SDS Digital Collection).</w:t>
+        <w:t>____________________________________________________________________________________________</w:t>
       </w:r>
     </w:p>
     <w:p>
       <w:pPr>
-        <w:spacing w:before="200"/>
+        <w:spacing w:after="120"/>
       </w:pPr>
       <w:r>
         <w:rPr>
-          <w:b/>
-          <w:color w:val="B1442F"/>
-          <w:sz w:val="28"/>
+          <w:color w:val="9A9286"/>
+          <w:sz w:val="22"/>
         </w:rPr>
-        <w:t>Read the Amendment</w:t>
+        <w:t>____________________________________________________________________________________________</w:t>
       </w:r>
     </w:p>
     <w:p>
+      <w:pPr>
+        <w:spacing w:after="120"/>
+      </w:pPr>
       <w:r>
         <w:rPr>
-          <w:b/>
-          <w:color w:val="6A6256"/>
-          <w:sz w:val="17"/>
+          <w:color w:val="9A9286"/>
+          <w:sz w:val="22"/>
         </w:rPr>
-        <w:t>YOUR TURN</w:t>
+        <w:t>____________________________________________________________________________________________</w:t>
       </w:r>
     </w:p>
     <w:p>
+      <w:pPr>
+        <w:spacing w:after="120"/>
+      </w:pPr>
       <w:r>
         <w:rPr>
-          <w:i/>
-          <w:color w:val="1C1714"/>
+          <w:color w:val="9A9286"/>
           <w:sz w:val="22"/>
         </w:rPr>
-        <w:t>You'll read the key clauses of the Fourteenth Amendment and practice document analysis — pinning down exactly what each phrase does and why it mattered.</w:t>
+        <w:t>____________________________________________________________________________________________</w:t>
       </w:r>
     </w:p>
-    <w:p/>
     <w:p>
       <w:pPr>
         <w:jc w:val="center"/>
@@ -388,9 +593,160 @@
         <w:t>Promise &amp; Practice · ShadowDog Digital Studios · Unit 2</w:t>
       </w:r>
     </w:p>
+    <w:p>
+      <w:r>
+        <w:br w:type="page"/>
+      </w:r>
+    </w:p>
+    <w:tbl>
+      <w:tblPr>
+        <w:tblW w:type="auto" w:w="0"/>
+        <w:tblLayout w:type="autofit"/>
+        <w:tblLook w:firstColumn="1" w:firstRow="1" w:lastColumn="0" w:lastRow="0" w:noHBand="0" w:noVBand="1" w:val="04A0"/>
+      </w:tblPr>
+      <w:tblGrid>
+        <w:gridCol w:w="10224"/>
+      </w:tblGrid>
+      <w:tr>
+        <w:tc>
+          <w:tcPr>
+            <w:tcW w:type="dxa" w:w="10224"/>
+            <w:shd w:val="clear" w:fill="2c2219"/>
+          </w:tcPr>
+          <w:p>
+            <w:r>
+              <w:rPr>
+                <w:b/>
+                <w:color w:val="F0A184"/>
+                <w:sz w:val="28"/>
+              </w:rPr>
+              <w:t>TEACHER ANSWER KEY  —  The 14th Amendment — A House Divided</w:t>
+            </w:r>
+          </w:p>
+        </w:tc>
+      </w:tr>
+    </w:tbl>
+    <w:p/>
+    <w:p>
+      <w:r>
+        <w:rPr>
+          <w:b/>
+          <w:color w:val="B1442F"/>
+          <w:sz w:val="22"/>
+        </w:rPr>
+        <w:t xml:space="preserve">QUESTION 1:  </w:t>
+      </w:r>
+      <w:r>
+        <w:rPr>
+          <w:sz w:val="22"/>
+        </w:rPr>
+        <w:t>Open response.</w:t>
+      </w:r>
+    </w:p>
+    <w:p>
+      <w:pPr>
+        <w:ind w:left="432"/>
+      </w:pPr>
+      <w:r>
+        <w:rPr>
+          <w:i/>
+          <w:color w:val="6A6256"/>
+          <w:sz w:val="21"/>
+        </w:rPr>
+        <w:t>Look for a response along the lines of: “(a)… (b)… (c)…”</w:t>
+      </w:r>
+    </w:p>
+    <w:p>
+      <w:r>
+        <w:rPr>
+          <w:b/>
+          <w:color w:val="B1442F"/>
+          <w:sz w:val="22"/>
+        </w:rPr>
+        <w:t xml:space="preserve">QUESTION 2:  </w:t>
+      </w:r>
+      <w:r>
+        <w:rPr>
+          <w:b/>
+          <w:sz w:val="22"/>
+        </w:rPr>
+        <w:t>Correct — A. Dred Scott said Black people couldn't be citizens; the amendment made everyone born here a citizen</w:t>
+      </w:r>
+    </w:p>
+    <w:p>
+      <w:pPr>
+        <w:ind w:left="432"/>
+      </w:pPr>
+      <w:r>
+        <w:rPr>
+          <w:i/>
+          <w:color w:val="6A6256"/>
+          <w:sz w:val="21"/>
+        </w:rPr>
+        <w:t>Right. Dred Scott said no Black American could be a citizen. The 14th Amendment made everyone born here a citizen — flatly overturning that ruling.</w:t>
+      </w:r>
+    </w:p>
+    <w:p>
+      <w:r>
+        <w:rPr>
+          <w:b/>
+          <w:color w:val="B1442F"/>
+          <w:sz w:val="22"/>
+        </w:rPr>
+        <w:t xml:space="preserve">QUESTION 3:  </w:t>
+      </w:r>
+      <w:r>
+        <w:rPr>
+          <w:sz w:val="22"/>
+        </w:rPr>
+        <w:t>Open response.</w:t>
+      </w:r>
+    </w:p>
+    <w:p>
+      <w:pPr>
+        <w:ind w:left="432"/>
+      </w:pPr>
+      <w:r>
+        <w:rPr>
+          <w:i/>
+          <w:color w:val="6A6256"/>
+          <w:sz w:val="21"/>
+        </w:rPr>
+        <w:t>Look for a response along the lines of: “The image argues that…, which the 14th Amendment answers by…”</w:t>
+      </w:r>
+    </w:p>
+    <w:p>
+      <w:r>
+        <w:rPr>
+          <w:b/>
+          <w:color w:val="B1442F"/>
+          <w:sz w:val="22"/>
+        </w:rPr>
+        <w:t xml:space="preserve">QUESTION 4:  </w:t>
+      </w:r>
+      <w:r>
+        <w:rPr>
+          <w:sz w:val="22"/>
+        </w:rPr>
+        <w:t>Open response.</w:t>
+      </w:r>
+    </w:p>
+    <w:p>
+      <w:pPr>
+        <w:ind w:left="432"/>
+      </w:pPr>
+      <w:r>
+        <w:rPr>
+          <w:i/>
+          <w:color w:val="6A6256"/>
+          <w:sz w:val="21"/>
+        </w:rPr>
+        <w:t>Look for a response along the lines of: “Even unenforced, the words mattered because…”</w:t>
+      </w:r>
+    </w:p>
     <w:sectPr>
       <w:pgSz w:w="12240" w:h="15840"/>
-      <w:pgMar w:top="1152" w:right="1152" w:bottom="1152" w:left="1152" w:header="720" w:footer="720" w:gutter="0"/>
+      <w:pgMar w:top="1008" w:right="1008" w:bottom="1008" w:left="1008" w:header="720" w:footer="720" w:gutter="0"/>
       <w:cols w:space="720"/>
       <w:docGrid w:linePitch="360"/>
     </w:sectPr>
